--- a/public/devis/Devis_TAXI_elearning_avec_examen.docx
+++ b/public/devis/Devis_TAXI_elearning_avec_examen.docx
@@ -493,7 +493,7 @@
                 <w:sz w:val="24"/>
                 <w:szCs w:val="24"/>
               </w:rPr>
-              <w:t>Nombre d’heures : 96h</w:t>
+              <w:t>Nombre d’heures : {devis_duree_totale}</w:t>
             </w:r>
           </w:p>
         </w:tc>
